--- a/Lab5/Minh Chứng Docker Compose.docx
+++ b/Lab5/Minh Chứng Docker Compose.docx
@@ -233,6 +233,9 @@
               <w:br/>
             </w:r>
             <w:r>
+              <w:rPr>
+                <w:noProof/>
+              </w:rPr>
               <w:drawing>
                 <wp:inline distT="0" distB="0" distL="0" distR="0" wp14:anchorId="0755C988" wp14:editId="0121171D">
                   <wp:extent cx="5759450" cy="600710"/>
@@ -344,6 +347,9 @@
               <w:t xml:space="preserve"> </w:t>
             </w:r>
             <w:r>
+              <w:rPr>
+                <w:noProof/>
+              </w:rPr>
               <w:drawing>
                 <wp:inline distT="0" distB="0" distL="0" distR="0" wp14:anchorId="06FF15D8" wp14:editId="02F5A72F">
                   <wp:extent cx="5759450" cy="1008380"/>
@@ -491,6 +497,9 @@
           </w:p>
           <w:p>
             <w:r>
+              <w:rPr>
+                <w:noProof/>
+              </w:rPr>
               <w:drawing>
                 <wp:inline distT="0" distB="0" distL="0" distR="0" wp14:anchorId="453AB076" wp14:editId="7790696B">
                   <wp:extent cx="5759450" cy="1017905"/>
@@ -622,6 +631,9 @@
               <w:t xml:space="preserve"> </w:t>
             </w:r>
             <w:r>
+              <w:rPr>
+                <w:noProof/>
+              </w:rPr>
               <w:drawing>
                 <wp:inline distT="0" distB="0" distL="0" distR="0" wp14:anchorId="4C881506" wp14:editId="1B9B533C">
                   <wp:extent cx="5759450" cy="575310"/>
@@ -773,6 +785,9 @@
               <w:t xml:space="preserve"> </w:t>
             </w:r>
             <w:r>
+              <w:rPr>
+                <w:noProof/>
+              </w:rPr>
               <w:drawing>
                 <wp:inline distT="0" distB="0" distL="0" distR="0" wp14:anchorId="61624CE3" wp14:editId="132C92F5">
                   <wp:extent cx="5759450" cy="1012190"/>
@@ -1078,6 +1093,9 @@
               <w:t xml:space="preserve"> </w:t>
             </w:r>
             <w:r>
+              <w:rPr>
+                <w:noProof/>
+              </w:rPr>
               <w:lastRenderedPageBreak/>
               <w:drawing>
                 <wp:inline distT="0" distB="0" distL="0" distR="0" wp14:anchorId="32F9AA68" wp14:editId="2F0B2DBA">
@@ -1230,6 +1248,9 @@
               <w:t xml:space="preserve"> </w:t>
             </w:r>
             <w:r>
+              <w:rPr>
+                <w:noProof/>
+              </w:rPr>
               <w:drawing>
                 <wp:inline distT="0" distB="0" distL="0" distR="0" wp14:anchorId="0BC0D670" wp14:editId="7FEF2FD2">
                   <wp:extent cx="5759450" cy="1555115"/>
@@ -1375,6 +1396,9 @@
               <w:t>docker compose exec &lt;service_name&gt; &lt;command&gt;</w:t>
             </w:r>
             <w:r>
+              <w:rPr>
+                <w:noProof/>
+              </w:rPr>
               <w:drawing>
                 <wp:inline distT="0" distB="0" distL="0" distR="0" wp14:anchorId="542EE36E" wp14:editId="25D7E77A">
                   <wp:extent cx="5759450" cy="353695"/>
@@ -1526,6 +1550,9 @@
               <w:t xml:space="preserve"> </w:t>
             </w:r>
             <w:r>
+              <w:rPr>
+                <w:noProof/>
+              </w:rPr>
               <w:drawing>
                 <wp:inline distT="0" distB="0" distL="0" distR="0" wp14:anchorId="54B61D16" wp14:editId="6986C861">
                   <wp:extent cx="5759450" cy="871220"/>
@@ -1677,6 +1704,9 @@
               <w:t xml:space="preserve"> </w:t>
             </w:r>
             <w:r>
+              <w:rPr>
+                <w:noProof/>
+              </w:rPr>
               <w:drawing>
                 <wp:inline distT="0" distB="0" distL="0" distR="0" wp14:anchorId="12CC59F4" wp14:editId="44A391D9">
                   <wp:extent cx="5759450" cy="1120775"/>
@@ -1828,6 +1858,9 @@
               <w:t xml:space="preserve"> </w:t>
             </w:r>
             <w:r>
+              <w:rPr>
+                <w:noProof/>
+              </w:rPr>
               <w:drawing>
                 <wp:inline distT="0" distB="0" distL="0" distR="0" wp14:anchorId="21790D11" wp14:editId="3BF7126D">
                   <wp:extent cx="5759450" cy="502920"/>
@@ -1979,6 +2012,9 @@
               <w:t xml:space="preserve"> </w:t>
             </w:r>
             <w:r>
+              <w:rPr>
+                <w:noProof/>
+              </w:rPr>
               <w:drawing>
                 <wp:inline distT="0" distB="0" distL="0" distR="0" wp14:anchorId="204A3F69" wp14:editId="5B6F5850">
                   <wp:extent cx="5759450" cy="1913890"/>
@@ -2130,6 +2166,9 @@
               <w:t xml:space="preserve"> </w:t>
             </w:r>
             <w:r>
+              <w:rPr>
+                <w:noProof/>
+              </w:rPr>
               <w:drawing>
                 <wp:inline distT="0" distB="0" distL="0" distR="0" wp14:anchorId="28D18DE5" wp14:editId="0A3D453D">
                   <wp:extent cx="5759450" cy="5283835"/>
@@ -2281,6 +2320,9 @@
               <w:t xml:space="preserve"> </w:t>
             </w:r>
             <w:r>
+              <w:rPr>
+                <w:noProof/>
+              </w:rPr>
               <w:drawing>
                 <wp:inline distT="0" distB="0" distL="0" distR="0" wp14:anchorId="0C695EF5" wp14:editId="416C8577">
                   <wp:extent cx="5759450" cy="760095"/>
@@ -2649,6 +2691,9 @@
               <w:t xml:space="preserve"> </w:t>
             </w:r>
             <w:r>
+              <w:rPr>
+                <w:noProof/>
+              </w:rPr>
               <w:drawing>
                 <wp:inline distT="0" distB="0" distL="0" distR="0" wp14:anchorId="3D21F418" wp14:editId="77388D22">
                   <wp:extent cx="4178105" cy="1950857"/>
@@ -3288,6 +3333,9 @@
               <w:t xml:space="preserve"> </w:t>
             </w:r>
             <w:r>
+              <w:rPr>
+                <w:noProof/>
+              </w:rPr>
               <w:drawing>
                 <wp:inline distT="0" distB="0" distL="0" distR="0" wp14:anchorId="76CB5292" wp14:editId="712B967C">
                   <wp:extent cx="5759450" cy="788035"/>
@@ -4245,6 +4293,50 @@
             <w:r>
               <w:t>Chạy một ứng dụng Node.js đơn giản với Express.</w:t>
             </w:r>
+            <w:r>
+              <w:rPr>
+                <w:noProof/>
+              </w:rPr>
+              <w:t xml:space="preserve"> </w:t>
+            </w:r>
+            <w:r>
+              <w:lastRenderedPageBreak/>
+              <w:drawing>
+                <wp:inline distT="0" distB="0" distL="0" distR="0" wp14:anchorId="0FE5EBA6" wp14:editId="028DF7A8">
+                  <wp:extent cx="5759450" cy="3356610"/>
+                  <wp:effectExtent l="0" t="0" r="0" b="0"/>
+                  <wp:docPr id="1855463839" name="Picture 1"/>
+                  <wp:cNvGraphicFramePr>
+                    <a:graphicFrameLocks xmlns:a="http://schemas.openxmlformats.org/drawingml/2006/main" noChangeAspect="1"/>
+                  </wp:cNvGraphicFramePr>
+                  <a:graphic xmlns:a="http://schemas.openxmlformats.org/drawingml/2006/main">
+                    <a:graphicData uri="http://schemas.openxmlformats.org/drawingml/2006/picture">
+                      <pic:pic xmlns:pic="http://schemas.openxmlformats.org/drawingml/2006/picture">
+                        <pic:nvPicPr>
+                          <pic:cNvPr id="1855463839" name=""/>
+                          <pic:cNvPicPr/>
+                        </pic:nvPicPr>
+                        <pic:blipFill>
+                          <a:blip r:embed="rId23"/>
+                          <a:stretch>
+                            <a:fillRect/>
+                          </a:stretch>
+                        </pic:blipFill>
+                        <pic:spPr>
+                          <a:xfrm>
+                            <a:off x="0" y="0"/>
+                            <a:ext cx="5759450" cy="3356610"/>
+                          </a:xfrm>
+                          <a:prstGeom prst="rect">
+                            <a:avLst/>
+                          </a:prstGeom>
+                        </pic:spPr>
+                      </pic:pic>
+                    </a:graphicData>
+                  </a:graphic>
+                </wp:inline>
+              </w:drawing>
+            </w:r>
           </w:p>
         </w:tc>
         <w:tc>
@@ -4657,6 +4749,49 @@
           <w:p>
             <w:r>
               <w:t>Chạy một container Redis trên cổng 6379.</w:t>
+            </w:r>
+            <w:r>
+              <w:rPr>
+                <w:noProof/>
+              </w:rPr>
+              <w:t xml:space="preserve"> </w:t>
+            </w:r>
+            <w:r>
+              <w:drawing>
+                <wp:inline distT="0" distB="0" distL="0" distR="0" wp14:anchorId="1964DFDD" wp14:editId="4DECD2AA">
+                  <wp:extent cx="5759450" cy="4543425"/>
+                  <wp:effectExtent l="0" t="0" r="0" b="9525"/>
+                  <wp:docPr id="672137971" name="Picture 1"/>
+                  <wp:cNvGraphicFramePr>
+                    <a:graphicFrameLocks xmlns:a="http://schemas.openxmlformats.org/drawingml/2006/main" noChangeAspect="1"/>
+                  </wp:cNvGraphicFramePr>
+                  <a:graphic xmlns:a="http://schemas.openxmlformats.org/drawingml/2006/main">
+                    <a:graphicData uri="http://schemas.openxmlformats.org/drawingml/2006/picture">
+                      <pic:pic xmlns:pic="http://schemas.openxmlformats.org/drawingml/2006/picture">
+                        <pic:nvPicPr>
+                          <pic:cNvPr id="672137971" name=""/>
+                          <pic:cNvPicPr/>
+                        </pic:nvPicPr>
+                        <pic:blipFill>
+                          <a:blip r:embed="rId24"/>
+                          <a:stretch>
+                            <a:fillRect/>
+                          </a:stretch>
+                        </pic:blipFill>
+                        <pic:spPr>
+                          <a:xfrm>
+                            <a:off x="0" y="0"/>
+                            <a:ext cx="5759450" cy="4543425"/>
+                          </a:xfrm>
+                          <a:prstGeom prst="rect">
+                            <a:avLst/>
+                          </a:prstGeom>
+                        </pic:spPr>
+                      </pic:pic>
+                    </a:graphicData>
+                  </a:graphic>
+                </wp:inline>
+              </w:drawing>
             </w:r>
           </w:p>
         </w:tc>
@@ -11965,11 +12100,7 @@
           </w:tcPr>
           <w:p>
             <w:r>
-              <w:t xml:space="preserve">Chuyển request / đến các </w:t>
-            </w:r>
-            <w:r>
-              <w:lastRenderedPageBreak/>
-              <w:t>Flask instance (round-robin).</w:t>
+              <w:t>Chuyển request / đến các Flask instance (round-robin).</w:t>
             </w:r>
           </w:p>
         </w:tc>
@@ -14308,7 +14439,17 @@
                 <w:i/>
                 <w:iCs/>
               </w:rPr>
-              <w:t>Yêu cầu:</w:t>
+              <w:t xml:space="preserve">Yêu </w:t>
+            </w:r>
+            <w:r>
+              <w:rPr>
+                <w:b/>
+                <w:bCs/>
+                <w:i/>
+                <w:iCs/>
+              </w:rPr>
+              <w:lastRenderedPageBreak/>
+              <w:t>cầu:</w:t>
             </w:r>
           </w:p>
         </w:tc>
@@ -14981,11 +15122,7 @@
           </w:tcPr>
           <w:p>
             <w:r>
-              <w:t>1. Dùng 2 file compose khác nhau (docker-compose-dev.yml và docker-</w:t>
-            </w:r>
-            <w:r>
-              <w:lastRenderedPageBreak/>
-              <w:t>compose-prod.yml).</w:t>
+              <w:t>1. Dùng 2 file compose khác nhau (docker-compose-dev.yml và docker-compose-prod.yml).</w:t>
             </w:r>
           </w:p>
         </w:tc>
@@ -19808,6 +19945,7 @@
   <w:style w:type="character" w:default="1" w:styleId="DefaultParagraphFont">
     <w:name w:val="Default Paragraph Font"/>
     <w:uiPriority w:val="1"/>
+    <w:semiHidden/>
     <w:unhideWhenUsed/>
   </w:style>
   <w:style w:type="table" w:default="1" w:styleId="TableNormal">
